--- a/general_documents/prueba.docx
+++ b/general_documents/prueba.docx
@@ -1,16 +1,26 @@
 
 <file path=word/document.xml><?xml version="1.0" encoding="utf-8"?>
-<w:document xmlns:wpc="http://schemas.microsoft.com/office/word/2010/wordprocessingCanvas" xmlns:cx="http://schemas.microsoft.com/office/drawing/2014/chartex" xmlns:cx1="http://schemas.microsoft.com/office/drawing/2015/9/8/chartex" xmlns:cx2="http://schemas.microsoft.com/office/drawing/2015/10/21/chartex" xmlns:cx3="http://schemas.microsoft.com/office/drawing/2016/5/9/chartex" xmlns:cx4="http://schemas.microsoft.com/office/drawing/2016/5/10/chartex" xmlns:cx5="http://schemas.microsoft.com/office/drawing/2016/5/11/chartex" xmlns:cx6="http://schemas.microsoft.com/office/drawing/2016/5/12/chartex" xmlns:cx7="http://schemas.microsoft.com/office/drawing/2016/5/13/chartex" xmlns:cx8="http://schemas.microsoft.com/office/drawing/2016/5/14/chartex" xmlns:mc="http://schemas.openxmlformats.org/markup-compatibility/2006" xmlns:aink="http://schemas.microsoft.com/office/drawing/2016/ink" xmlns:am3d="http://schemas.microsoft.com/office/drawing/2017/model3d" xmlns:o="urn:schemas-microsoft-com:office:office" xmlns:r="http://schemas.openxmlformats.org/officeDocument/2006/relationships" xmlns:m="http://schemas.openxmlformats.org/officeDocument/2006/math" xmlns:v="urn:schemas-microsoft-com:vml" xmlns:wp14="http://schemas.microsoft.com/office/word/2010/wordprocessingDrawing" xmlns:wp="http://schemas.openxmlformats.org/drawingml/2006/wordprocessingDrawing" xmlns:w10="urn:schemas-microsoft-com:office:word" xmlns:w="http://schemas.openxmlformats.org/wordprocessingml/2006/main" xmlns:w14="http://schemas.microsoft.com/office/word/2010/wordml" xmlns:w15="http://schemas.microsoft.com/office/word/2012/wordml" xmlns:w16cid="http://schemas.microsoft.com/office/word/2016/wordml/cid" xmlns:w16se="http://schemas.microsoft.com/office/word/2015/wordml/symex" xmlns:wpg="http://schemas.microsoft.com/office/word/2010/wordprocessingGroup" xmlns:wpi="http://schemas.microsoft.com/office/word/2010/wordprocessingInk" xmlns:wne="http://schemas.microsoft.com/office/word/2006/wordml" xmlns:wps="http://schemas.microsoft.com/office/word/2010/wordprocessingShape" mc:Ignorable="w14 w15 w16se w16cid wp14">
+<w:document xmlns:wpc="http://schemas.microsoft.com/office/word/2010/wordprocessingCanvas" xmlns:cx="http://schemas.microsoft.com/office/drawing/2014/chartex" xmlns:cx1="http://schemas.microsoft.com/office/drawing/2015/9/8/chartex" xmlns:cx2="http://schemas.microsoft.com/office/drawing/2015/10/21/chartex" xmlns:cx3="http://schemas.microsoft.com/office/drawing/2016/5/9/chartex" xmlns:cx4="http://schemas.microsoft.com/office/drawing/2016/5/10/chartex" xmlns:cx5="http://schemas.microsoft.com/office/drawing/2016/5/11/chartex" xmlns:cx6="http://schemas.microsoft.com/office/drawing/2016/5/12/chartex" xmlns:cx7="http://schemas.microsoft.com/office/drawing/2016/5/13/chartex" xmlns:cx8="http://schemas.microsoft.com/office/drawing/2016/5/14/chartex" xmlns:mc="http://schemas.openxmlformats.org/markup-compatibility/2006" xmlns:aink="http://schemas.microsoft.com/office/drawing/2016/ink" xmlns:am3d="http://schemas.microsoft.com/office/drawing/2017/model3d" xmlns:o="urn:schemas-microsoft-com:office:office" xmlns:oel="http://schemas.microsoft.com/office/2019/extlst" xmlns:r="http://schemas.openxmlformats.org/officeDocument/2006/relationships" xmlns:m="http://schemas.openxmlformats.org/officeDocument/2006/math" xmlns:v="urn:schemas-microsoft-com:vml" xmlns:wp14="http://schemas.microsoft.com/office/word/2010/wordprocessingDrawing" xmlns:wp="http://schemas.openxmlformats.org/drawingml/2006/wordprocessingDrawing" xmlns:w10="urn:schemas-microsoft-com:office:word" xmlns:w="http://schemas.openxmlformats.org/wordprocessingml/2006/main" xmlns:w14="http://schemas.microsoft.com/office/word/2010/wordml" xmlns:w15="http://schemas.microsoft.com/office/word/2012/wordml" xmlns:w16cex="http://schemas.microsoft.com/office/word/2018/wordml/cex" xmlns:w16cid="http://schemas.microsoft.com/office/word/2016/wordml/cid" xmlns:w16="http://schemas.microsoft.com/office/word/2018/wordml" xmlns:w16du="http://schemas.microsoft.com/office/word/2023/wordml/word16du" xmlns:w16sdtdh="http://schemas.microsoft.com/office/word/2020/wordml/sdtdatahash" xmlns:w16sdtfl="http://schemas.microsoft.com/office/word/2024/wordml/sdtformatlock" xmlns:w16se="http://schemas.microsoft.com/office/word/2015/wordml/symex" xmlns:wpg="http://schemas.microsoft.com/office/word/2010/wordprocessingGroup" xmlns:wpi="http://schemas.microsoft.com/office/word/2010/wordprocessingInk" xmlns:wne="http://schemas.microsoft.com/office/word/2006/wordml" xmlns:wps="http://schemas.microsoft.com/office/word/2010/wordprocessingShape" mc:Ignorable="w14 w15 w16se w16cid w16 w16cex w16sdtdh w16sdtfl w16du wp14">
   <w:body>
     <w:p>
       <w:r>
         <w:rPr>
           <w:lang w:val="es-ES"/>
         </w:rPr>
-        <w:t>prueba</w:t>
+        <w:t>P</w:t>
       </w:r>
-      <w:bookmarkStart w:id="0" w:name="_GoBack"/>
-      <w:bookmarkEnd w:id="0"/>
+      <w:r>
+        <w:rPr>
+          <w:lang w:val="es-ES"/>
+        </w:rPr>
+        <w:t>rueba</w:t>
+      </w:r>
+      <w:r>
+        <w:rPr>
+          <w:lang w:val="es-ES"/>
+        </w:rPr>
+        <w:t xml:space="preserve"> con cambio</w:t>
+      </w:r>
     </w:p>
     <w:sectPr>
       <w:pgSz w:w="11900" w:h="16840"/>
@@ -23,7 +33,7 @@
 </file>
 
 <file path=word/numbering.xml><?xml version="1.0" encoding="utf-8"?>
-<w:numbering xmlns:wpc="http://schemas.microsoft.com/office/word/2010/wordprocessingCanvas" xmlns:cx="http://schemas.microsoft.com/office/drawing/2014/chartex" xmlns:cx1="http://schemas.microsoft.com/office/drawing/2015/9/8/chartex" xmlns:cx2="http://schemas.microsoft.com/office/drawing/2015/10/21/chartex" xmlns:cx3="http://schemas.microsoft.com/office/drawing/2016/5/9/chartex" xmlns:cx4="http://schemas.microsoft.com/office/drawing/2016/5/10/chartex" xmlns:cx5="http://schemas.microsoft.com/office/drawing/2016/5/11/chartex" xmlns:cx6="http://schemas.microsoft.com/office/drawing/2016/5/12/chartex" xmlns:cx7="http://schemas.microsoft.com/office/drawing/2016/5/13/chartex" xmlns:cx8="http://schemas.microsoft.com/office/drawing/2016/5/14/chartex" xmlns:mc="http://schemas.openxmlformats.org/markup-compatibility/2006" xmlns:aink="http://schemas.microsoft.com/office/drawing/2016/ink" xmlns:am3d="http://schemas.microsoft.com/office/drawing/2017/model3d" xmlns:o="urn:schemas-microsoft-com:office:office" xmlns:r="http://schemas.openxmlformats.org/officeDocument/2006/relationships" xmlns:m="http://schemas.openxmlformats.org/officeDocument/2006/math" xmlns:v="urn:schemas-microsoft-com:vml" xmlns:wp14="http://schemas.microsoft.com/office/word/2010/wordprocessingDrawing" xmlns:wp="http://schemas.openxmlformats.org/drawingml/2006/wordprocessingDrawing" xmlns:w10="urn:schemas-microsoft-com:office:word" xmlns:w="http://schemas.openxmlformats.org/wordprocessingml/2006/main" xmlns:w14="http://schemas.microsoft.com/office/word/2010/wordml" xmlns:w15="http://schemas.microsoft.com/office/word/2012/wordml" xmlns:w16cid="http://schemas.microsoft.com/office/word/2016/wordml/cid" xmlns:w16se="http://schemas.microsoft.com/office/word/2015/wordml/symex" xmlns:wpg="http://schemas.microsoft.com/office/word/2010/wordprocessingGroup" xmlns:wpi="http://schemas.microsoft.com/office/word/2010/wordprocessingInk" xmlns:wne="http://schemas.microsoft.com/office/word/2006/wordml" xmlns:wps="http://schemas.microsoft.com/office/word/2010/wordprocessingShape" mc:Ignorable="w14 w15 w16se w16cid wp14">
+<w:numbering xmlns:wpc="http://schemas.microsoft.com/office/word/2010/wordprocessingCanvas" xmlns:cx="http://schemas.microsoft.com/office/drawing/2014/chartex" xmlns:cx1="http://schemas.microsoft.com/office/drawing/2015/9/8/chartex" xmlns:cx2="http://schemas.microsoft.com/office/drawing/2015/10/21/chartex" xmlns:cx3="http://schemas.microsoft.com/office/drawing/2016/5/9/chartex" xmlns:cx4="http://schemas.microsoft.com/office/drawing/2016/5/10/chartex" xmlns:cx5="http://schemas.microsoft.com/office/drawing/2016/5/11/chartex" xmlns:cx6="http://schemas.microsoft.com/office/drawing/2016/5/12/chartex" xmlns:cx7="http://schemas.microsoft.com/office/drawing/2016/5/13/chartex" xmlns:cx8="http://schemas.microsoft.com/office/drawing/2016/5/14/chartex" xmlns:mc="http://schemas.openxmlformats.org/markup-compatibility/2006" xmlns:aink="http://schemas.microsoft.com/office/drawing/2016/ink" xmlns:am3d="http://schemas.microsoft.com/office/drawing/2017/model3d" xmlns:o="urn:schemas-microsoft-com:office:office" xmlns:oel="http://schemas.microsoft.com/office/2019/extlst" xmlns:r="http://schemas.openxmlformats.org/officeDocument/2006/relationships" xmlns:m="http://schemas.openxmlformats.org/officeDocument/2006/math" xmlns:v="urn:schemas-microsoft-com:vml" xmlns:wp14="http://schemas.microsoft.com/office/word/2010/wordprocessingDrawing" xmlns:wp="http://schemas.openxmlformats.org/drawingml/2006/wordprocessingDrawing" xmlns:w10="urn:schemas-microsoft-com:office:word" xmlns:w="http://schemas.openxmlformats.org/wordprocessingml/2006/main" xmlns:w14="http://schemas.microsoft.com/office/word/2010/wordml" xmlns:w15="http://schemas.microsoft.com/office/word/2012/wordml" xmlns:w16cex="http://schemas.microsoft.com/office/word/2018/wordml/cex" xmlns:w16cid="http://schemas.microsoft.com/office/word/2016/wordml/cid" xmlns:w16="http://schemas.microsoft.com/office/word/2018/wordml" xmlns:w16du="http://schemas.microsoft.com/office/word/2023/wordml/word16du" xmlns:w16sdtdh="http://schemas.microsoft.com/office/word/2020/wordml/sdtdatahash" xmlns:w16sdtfl="http://schemas.microsoft.com/office/word/2024/wordml/sdtformatlock" xmlns:w16se="http://schemas.microsoft.com/office/word/2015/wordml/symex" xmlns:wpg="http://schemas.microsoft.com/office/word/2010/wordprocessingGroup" xmlns:wpi="http://schemas.microsoft.com/office/word/2010/wordprocessingInk" xmlns:wne="http://schemas.microsoft.com/office/word/2006/wordml" xmlns:wps="http://schemas.microsoft.com/office/word/2010/wordprocessingShape" mc:Ignorable="w14 w15 w16se w16cid w16 w16cex w16sdtdh w16sdtfl w16du wp14">
   <w:abstractNum w:abstractNumId="0" w15:restartNumberingAfterBreak="0">
     <w:nsid w:val="79DD744B"/>
     <w:multiLevelType w:val="multilevel"/>
@@ -119,26 +129,26 @@
       </w:pPr>
     </w:lvl>
   </w:abstractNum>
-  <w:num w:numId="1">
+  <w:num w:numId="1" w16cid:durableId="495388893">
     <w:abstractNumId w:val="0"/>
   </w:num>
-  <w:num w:numId="2">
+  <w:num w:numId="2" w16cid:durableId="443813851">
     <w:abstractNumId w:val="0"/>
   </w:num>
-  <w:num w:numId="3">
+  <w:num w:numId="3" w16cid:durableId="531308267">
     <w:abstractNumId w:val="0"/>
   </w:num>
-  <w:num w:numId="4">
+  <w:num w:numId="4" w16cid:durableId="1088043147">
     <w:abstractNumId w:val="0"/>
   </w:num>
-  <w:num w:numId="5">
+  <w:num w:numId="5" w16cid:durableId="633103338">
     <w:abstractNumId w:val="0"/>
   </w:num>
 </w:numbering>
 </file>
 
 <file path=word/styles.xml><?xml version="1.0" encoding="utf-8"?>
-<w:styles xmlns:mc="http://schemas.openxmlformats.org/markup-compatibility/2006" xmlns:r="http://schemas.openxmlformats.org/officeDocument/2006/relationships" xmlns:w="http://schemas.openxmlformats.org/wordprocessingml/2006/main" xmlns:w14="http://schemas.microsoft.com/office/word/2010/wordml" xmlns:w15="http://schemas.microsoft.com/office/word/2012/wordml" xmlns:w16cid="http://schemas.microsoft.com/office/word/2016/wordml/cid" xmlns:w16se="http://schemas.microsoft.com/office/word/2015/wordml/symex" mc:Ignorable="w14 w15 w16se w16cid">
+<w:styles xmlns:mc="http://schemas.openxmlformats.org/markup-compatibility/2006" xmlns:r="http://schemas.openxmlformats.org/officeDocument/2006/relationships" xmlns:w="http://schemas.openxmlformats.org/wordprocessingml/2006/main" xmlns:w14="http://schemas.microsoft.com/office/word/2010/wordml" xmlns:w15="http://schemas.microsoft.com/office/word/2012/wordml" xmlns:w16cex="http://schemas.microsoft.com/office/word/2018/wordml/cex" xmlns:w16cid="http://schemas.microsoft.com/office/word/2016/wordml/cid" xmlns:w16="http://schemas.microsoft.com/office/word/2018/wordml" xmlns:w16du="http://schemas.microsoft.com/office/word/2023/wordml/word16du" xmlns:w16sdtdh="http://schemas.microsoft.com/office/word/2020/wordml/sdtdatahash" xmlns:w16sdtfl="http://schemas.microsoft.com/office/word/2024/wordml/sdtformatlock" xmlns:w16se="http://schemas.microsoft.com/office/word/2015/wordml/symex" mc:Ignorable="w14 w15 w16se w16cid w16 w16cex w16sdtdh w16sdtfl w16du">
   <w:docDefaults>
     <w:rPrDefault>
       <w:rPr>
@@ -150,7 +160,7 @@
     </w:rPrDefault>
     <w:pPrDefault/>
   </w:docDefaults>
-  <w:latentStyles w:defLockedState="0" w:defUIPriority="99" w:defSemiHidden="0" w:defUnhideWhenUsed="0" w:defQFormat="0" w:count="375">
+  <w:latentStyles w:defLockedState="0" w:defUIPriority="99" w:defSemiHidden="0" w:defUnhideWhenUsed="0" w:defQFormat="0" w:count="376">
     <w:lsdException w:name="Normal" w:uiPriority="0" w:qFormat="1"/>
     <w:lsdException w:name="heading 1" w:uiPriority="9" w:qFormat="1"/>
     <w:lsdException w:name="heading 2" w:semiHidden="1" w:uiPriority="9" w:unhideWhenUsed="1" w:qFormat="1"/>
@@ -524,6 +534,7 @@
     <w:lsdException w:name="List Table 7 Colorful Accent 6" w:uiPriority="52"/>
     <w:lsdException w:name="Mention" w:semiHidden="1" w:unhideWhenUsed="1"/>
     <w:lsdException w:name="Smart Hyperlink" w:semiHidden="1" w:unhideWhenUsed="1"/>
+    <w:lsdException w:name="Smart Link" w:semiHidden="1" w:unhideWhenUsed="1"/>
   </w:latentStyles>
   <w:style w:type="paragraph" w:default="1" w:styleId="Normal">
     <w:name w:val="Normal"/>
@@ -920,4 +931,10 @@
     </a:ext>
   </a:extLst>
 </a:theme>
+</file>
+
+<file path=docMetadata/LabelInfo.xml><?xml version="1.0" encoding="utf-8"?>
+<clbl:labelList xmlns:clbl="http://schemas.microsoft.com/office/2020/mipLabelMetadata">
+  <clbl:label id="{5fae8262-b78e-4366-8929-a5d6aac95320}" enabled="1" method="Standard" siteId="{cf36141c-ddd7-45a7-b073-111f66d0b30c}" contentBits="0" removed="0"/>
+</clbl:labelList>
 </file>
--- a/general_documents/prueba.docx
+++ b/general_documents/prueba.docx
@@ -1,8 +1,13 @@
 
 <file path=word/document.xml><?xml version="1.0" encoding="utf-8"?>
-<w:document xmlns:wpc="http://schemas.microsoft.com/office/word/2010/wordprocessingCanvas" xmlns:cx="http://schemas.microsoft.com/office/drawing/2014/chartex" xmlns:cx1="http://schemas.microsoft.com/office/drawing/2015/9/8/chartex" xmlns:cx2="http://schemas.microsoft.com/office/drawing/2015/10/21/chartex" xmlns:cx3="http://schemas.microsoft.com/office/drawing/2016/5/9/chartex" xmlns:cx4="http://schemas.microsoft.com/office/drawing/2016/5/10/chartex" xmlns:cx5="http://schemas.microsoft.com/office/drawing/2016/5/11/chartex" xmlns:cx6="http://schemas.microsoft.com/office/drawing/2016/5/12/chartex" xmlns:cx7="http://schemas.microsoft.com/office/drawing/2016/5/13/chartex" xmlns:cx8="http://schemas.microsoft.com/office/drawing/2016/5/14/chartex" xmlns:mc="http://schemas.openxmlformats.org/markup-compatibility/2006" xmlns:aink="http://schemas.microsoft.com/office/drawing/2016/ink" xmlns:am3d="http://schemas.microsoft.com/office/drawing/2017/model3d" xmlns:o="urn:schemas-microsoft-com:office:office" xmlns:oel="http://schemas.microsoft.com/office/2019/extlst" xmlns:r="http://schemas.openxmlformats.org/officeDocument/2006/relationships" xmlns:m="http://schemas.openxmlformats.org/officeDocument/2006/math" xmlns:v="urn:schemas-microsoft-com:vml" xmlns:wp14="http://schemas.microsoft.com/office/word/2010/wordprocessingDrawing" xmlns:wp="http://schemas.openxmlformats.org/drawingml/2006/wordprocessingDrawing" xmlns:w10="urn:schemas-microsoft-com:office:word" xmlns:w="http://schemas.openxmlformats.org/wordprocessingml/2006/main" xmlns:w14="http://schemas.microsoft.com/office/word/2010/wordml" xmlns:w15="http://schemas.microsoft.com/office/word/2012/wordml" xmlns:w16cex="http://schemas.microsoft.com/office/word/2018/wordml/cex" xmlns:w16cid="http://schemas.microsoft.com/office/word/2016/wordml/cid" xmlns:w16="http://schemas.microsoft.com/office/word/2018/wordml" xmlns:w16du="http://schemas.microsoft.com/office/word/2023/wordml/word16du" xmlns:w16sdtdh="http://schemas.microsoft.com/office/word/2020/wordml/sdtdatahash" xmlns:w16sdtfl="http://schemas.microsoft.com/office/word/2024/wordml/sdtformatlock" xmlns:w16se="http://schemas.microsoft.com/office/word/2015/wordml/symex" xmlns:wpg="http://schemas.microsoft.com/office/word/2010/wordprocessingGroup" xmlns:wpi="http://schemas.microsoft.com/office/word/2010/wordprocessingInk" xmlns:wne="http://schemas.microsoft.com/office/word/2006/wordml" xmlns:wps="http://schemas.microsoft.com/office/word/2010/wordprocessingShape" mc:Ignorable="w14 w15 w16se w16cid w16 w16cex w16sdtdh w16sdtfl w16du wp14">
+<w:document xmlns:wpc="http://schemas.microsoft.com/office/word/2010/wordprocessingCanvas" xmlns:cx="http://schemas.microsoft.com/office/drawing/2014/chartex" xmlns:cx1="http://schemas.microsoft.com/office/drawing/2015/9/8/chartex" xmlns:cx2="http://schemas.microsoft.com/office/drawing/2015/10/21/chartex" xmlns:cx3="http://schemas.microsoft.com/office/drawing/2016/5/9/chartex" xmlns:cx4="http://schemas.microsoft.com/office/drawing/2016/5/10/chartex" xmlns:cx5="http://schemas.microsoft.com/office/drawing/2016/5/11/chartex" xmlns:cx6="http://schemas.microsoft.com/office/drawing/2016/5/12/chartex" xmlns:cx7="http://schemas.microsoft.com/office/drawing/2016/5/13/chartex" xmlns:cx8="http://schemas.microsoft.com/office/drawing/2016/5/14/chartex" xmlns:mc="http://schemas.openxmlformats.org/markup-compatibility/2006" xmlns:aink="http://schemas.microsoft.com/office/drawing/2016/ink" xmlns:am3d="http://schemas.microsoft.com/office/drawing/2017/model3d" xmlns:o="urn:schemas-microsoft-com:office:office" xmlns:r="http://schemas.openxmlformats.org/officeDocument/2006/relationships" xmlns:m="http://schemas.openxmlformats.org/officeDocument/2006/math" xmlns:v="urn:schemas-microsoft-com:vml" xmlns:wp14="http://schemas.microsoft.com/office/word/2010/wordprocessingDrawing" xmlns:wp="http://schemas.openxmlformats.org/drawingml/2006/wordprocessingDrawing" xmlns:w10="urn:schemas-microsoft-com:office:word" xmlns:w="http://schemas.openxmlformats.org/wordprocessingml/2006/main" xmlns:w14="http://schemas.microsoft.com/office/word/2010/wordml" xmlns:w15="http://schemas.microsoft.com/office/word/2012/wordml" xmlns:w16cid="http://schemas.microsoft.com/office/word/2016/wordml/cid" xmlns:w16se="http://schemas.microsoft.com/office/word/2015/wordml/symex" xmlns:wpg="http://schemas.microsoft.com/office/word/2010/wordprocessingGroup" xmlns:wpi="http://schemas.microsoft.com/office/word/2010/wordprocessingInk" xmlns:wne="http://schemas.microsoft.com/office/word/2006/wordml" xmlns:wps="http://schemas.microsoft.com/office/word/2010/wordprocessingShape" mc:Ignorable="w14 w15 w16se w16cid wp14">
   <w:body>
     <w:p>
+      <w:pPr>
+        <w:rPr>
+          <w:lang w:val="es-ES"/>
+        </w:rPr>
+      </w:pPr>
       <w:r>
         <w:rPr>
           <w:lang w:val="es-ES"/>
@@ -21,6 +26,14 @@
         </w:rPr>
         <w:t xml:space="preserve"> con cambio</w:t>
       </w:r>
+      <w:r>
+        <w:rPr>
+          <w:lang w:val="es-ES"/>
+        </w:rPr>
+        <w:t xml:space="preserve"> de vuelta 2</w:t>
+      </w:r>
+      <w:bookmarkStart w:id="0" w:name="_GoBack"/>
+      <w:bookmarkEnd w:id="0"/>
     </w:p>
     <w:sectPr>
       <w:pgSz w:w="11900" w:h="16840"/>
@@ -33,7 +46,7 @@
 </file>
 
 <file path=word/numbering.xml><?xml version="1.0" encoding="utf-8"?>
-<w:numbering xmlns:wpc="http://schemas.microsoft.com/office/word/2010/wordprocessingCanvas" xmlns:cx="http://schemas.microsoft.com/office/drawing/2014/chartex" xmlns:cx1="http://schemas.microsoft.com/office/drawing/2015/9/8/chartex" xmlns:cx2="http://schemas.microsoft.com/office/drawing/2015/10/21/chartex" xmlns:cx3="http://schemas.microsoft.com/office/drawing/2016/5/9/chartex" xmlns:cx4="http://schemas.microsoft.com/office/drawing/2016/5/10/chartex" xmlns:cx5="http://schemas.microsoft.com/office/drawing/2016/5/11/chartex" xmlns:cx6="http://schemas.microsoft.com/office/drawing/2016/5/12/chartex" xmlns:cx7="http://schemas.microsoft.com/office/drawing/2016/5/13/chartex" xmlns:cx8="http://schemas.microsoft.com/office/drawing/2016/5/14/chartex" xmlns:mc="http://schemas.openxmlformats.org/markup-compatibility/2006" xmlns:aink="http://schemas.microsoft.com/office/drawing/2016/ink" xmlns:am3d="http://schemas.microsoft.com/office/drawing/2017/model3d" xmlns:o="urn:schemas-microsoft-com:office:office" xmlns:oel="http://schemas.microsoft.com/office/2019/extlst" xmlns:r="http://schemas.openxmlformats.org/officeDocument/2006/relationships" xmlns:m="http://schemas.openxmlformats.org/officeDocument/2006/math" xmlns:v="urn:schemas-microsoft-com:vml" xmlns:wp14="http://schemas.microsoft.com/office/word/2010/wordprocessingDrawing" xmlns:wp="http://schemas.openxmlformats.org/drawingml/2006/wordprocessingDrawing" xmlns:w10="urn:schemas-microsoft-com:office:word" xmlns:w="http://schemas.openxmlformats.org/wordprocessingml/2006/main" xmlns:w14="http://schemas.microsoft.com/office/word/2010/wordml" xmlns:w15="http://schemas.microsoft.com/office/word/2012/wordml" xmlns:w16cex="http://schemas.microsoft.com/office/word/2018/wordml/cex" xmlns:w16cid="http://schemas.microsoft.com/office/word/2016/wordml/cid" xmlns:w16="http://schemas.microsoft.com/office/word/2018/wordml" xmlns:w16du="http://schemas.microsoft.com/office/word/2023/wordml/word16du" xmlns:w16sdtdh="http://schemas.microsoft.com/office/word/2020/wordml/sdtdatahash" xmlns:w16sdtfl="http://schemas.microsoft.com/office/word/2024/wordml/sdtformatlock" xmlns:w16se="http://schemas.microsoft.com/office/word/2015/wordml/symex" xmlns:wpg="http://schemas.microsoft.com/office/word/2010/wordprocessingGroup" xmlns:wpi="http://schemas.microsoft.com/office/word/2010/wordprocessingInk" xmlns:wne="http://schemas.microsoft.com/office/word/2006/wordml" xmlns:wps="http://schemas.microsoft.com/office/word/2010/wordprocessingShape" mc:Ignorable="w14 w15 w16se w16cid w16 w16cex w16sdtdh w16sdtfl w16du wp14">
+<w:numbering xmlns:wpc="http://schemas.microsoft.com/office/word/2010/wordprocessingCanvas" xmlns:cx="http://schemas.microsoft.com/office/drawing/2014/chartex" xmlns:cx1="http://schemas.microsoft.com/office/drawing/2015/9/8/chartex" xmlns:cx2="http://schemas.microsoft.com/office/drawing/2015/10/21/chartex" xmlns:cx3="http://schemas.microsoft.com/office/drawing/2016/5/9/chartex" xmlns:cx4="http://schemas.microsoft.com/office/drawing/2016/5/10/chartex" xmlns:cx5="http://schemas.microsoft.com/office/drawing/2016/5/11/chartex" xmlns:cx6="http://schemas.microsoft.com/office/drawing/2016/5/12/chartex" xmlns:cx7="http://schemas.microsoft.com/office/drawing/2016/5/13/chartex" xmlns:cx8="http://schemas.microsoft.com/office/drawing/2016/5/14/chartex" xmlns:mc="http://schemas.openxmlformats.org/markup-compatibility/2006" xmlns:aink="http://schemas.microsoft.com/office/drawing/2016/ink" xmlns:am3d="http://schemas.microsoft.com/office/drawing/2017/model3d" xmlns:o="urn:schemas-microsoft-com:office:office" xmlns:r="http://schemas.openxmlformats.org/officeDocument/2006/relationships" xmlns:m="http://schemas.openxmlformats.org/officeDocument/2006/math" xmlns:v="urn:schemas-microsoft-com:vml" xmlns:wp14="http://schemas.microsoft.com/office/word/2010/wordprocessingDrawing" xmlns:wp="http://schemas.openxmlformats.org/drawingml/2006/wordprocessingDrawing" xmlns:w10="urn:schemas-microsoft-com:office:word" xmlns:w="http://schemas.openxmlformats.org/wordprocessingml/2006/main" xmlns:w14="http://schemas.microsoft.com/office/word/2010/wordml" xmlns:w15="http://schemas.microsoft.com/office/word/2012/wordml" xmlns:w16cid="http://schemas.microsoft.com/office/word/2016/wordml/cid" xmlns:w16se="http://schemas.microsoft.com/office/word/2015/wordml/symex" xmlns:wpg="http://schemas.microsoft.com/office/word/2010/wordprocessingGroup" xmlns:wpi="http://schemas.microsoft.com/office/word/2010/wordprocessingInk" xmlns:wne="http://schemas.microsoft.com/office/word/2006/wordml" xmlns:wps="http://schemas.microsoft.com/office/word/2010/wordprocessingShape" mc:Ignorable="w14 w15 w16se w16cid wp14">
   <w:abstractNum w:abstractNumId="0" w15:restartNumberingAfterBreak="0">
     <w:nsid w:val="79DD744B"/>
     <w:multiLevelType w:val="multilevel"/>
@@ -129,26 +142,26 @@
       </w:pPr>
     </w:lvl>
   </w:abstractNum>
-  <w:num w:numId="1" w16cid:durableId="495388893">
+  <w:num w:numId="1">
     <w:abstractNumId w:val="0"/>
   </w:num>
-  <w:num w:numId="2" w16cid:durableId="443813851">
+  <w:num w:numId="2">
     <w:abstractNumId w:val="0"/>
   </w:num>
-  <w:num w:numId="3" w16cid:durableId="531308267">
+  <w:num w:numId="3">
     <w:abstractNumId w:val="0"/>
   </w:num>
-  <w:num w:numId="4" w16cid:durableId="1088043147">
+  <w:num w:numId="4">
     <w:abstractNumId w:val="0"/>
   </w:num>
-  <w:num w:numId="5" w16cid:durableId="633103338">
+  <w:num w:numId="5">
     <w:abstractNumId w:val="0"/>
   </w:num>
 </w:numbering>
 </file>
 
 <file path=word/styles.xml><?xml version="1.0" encoding="utf-8"?>
-<w:styles xmlns:mc="http://schemas.openxmlformats.org/markup-compatibility/2006" xmlns:r="http://schemas.openxmlformats.org/officeDocument/2006/relationships" xmlns:w="http://schemas.openxmlformats.org/wordprocessingml/2006/main" xmlns:w14="http://schemas.microsoft.com/office/word/2010/wordml" xmlns:w15="http://schemas.microsoft.com/office/word/2012/wordml" xmlns:w16cex="http://schemas.microsoft.com/office/word/2018/wordml/cex" xmlns:w16cid="http://schemas.microsoft.com/office/word/2016/wordml/cid" xmlns:w16="http://schemas.microsoft.com/office/word/2018/wordml" xmlns:w16du="http://schemas.microsoft.com/office/word/2023/wordml/word16du" xmlns:w16sdtdh="http://schemas.microsoft.com/office/word/2020/wordml/sdtdatahash" xmlns:w16sdtfl="http://schemas.microsoft.com/office/word/2024/wordml/sdtformatlock" xmlns:w16se="http://schemas.microsoft.com/office/word/2015/wordml/symex" mc:Ignorable="w14 w15 w16se w16cid w16 w16cex w16sdtdh w16sdtfl w16du">
+<w:styles xmlns:mc="http://schemas.openxmlformats.org/markup-compatibility/2006" xmlns:r="http://schemas.openxmlformats.org/officeDocument/2006/relationships" xmlns:w="http://schemas.openxmlformats.org/wordprocessingml/2006/main" xmlns:w14="http://schemas.microsoft.com/office/word/2010/wordml" xmlns:w15="http://schemas.microsoft.com/office/word/2012/wordml" xmlns:w16cid="http://schemas.microsoft.com/office/word/2016/wordml/cid" xmlns:w16se="http://schemas.microsoft.com/office/word/2015/wordml/symex" mc:Ignorable="w14 w15 w16se w16cid">
   <w:docDefaults>
     <w:rPrDefault>
       <w:rPr>
@@ -160,7 +173,7 @@
     </w:rPrDefault>
     <w:pPrDefault/>
   </w:docDefaults>
-  <w:latentStyles w:defLockedState="0" w:defUIPriority="99" w:defSemiHidden="0" w:defUnhideWhenUsed="0" w:defQFormat="0" w:count="376">
+  <w:latentStyles w:defLockedState="0" w:defUIPriority="99" w:defSemiHidden="0" w:defUnhideWhenUsed="0" w:defQFormat="0" w:count="375">
     <w:lsdException w:name="Normal" w:uiPriority="0" w:qFormat="1"/>
     <w:lsdException w:name="heading 1" w:uiPriority="9" w:qFormat="1"/>
     <w:lsdException w:name="heading 2" w:semiHidden="1" w:uiPriority="9" w:unhideWhenUsed="1" w:qFormat="1"/>
@@ -534,7 +547,6 @@
     <w:lsdException w:name="List Table 7 Colorful Accent 6" w:uiPriority="52"/>
     <w:lsdException w:name="Mention" w:semiHidden="1" w:unhideWhenUsed="1"/>
     <w:lsdException w:name="Smart Hyperlink" w:semiHidden="1" w:unhideWhenUsed="1"/>
-    <w:lsdException w:name="Smart Link" w:semiHidden="1" w:unhideWhenUsed="1"/>
   </w:latentStyles>
   <w:style w:type="paragraph" w:default="1" w:styleId="Normal">
     <w:name w:val="Normal"/>

--- a/general_documents/prueba.docx
+++ b/general_documents/prueba.docx
@@ -1,6 +1,6 @@
 
 <file path=word/document.xml><?xml version="1.0" encoding="utf-8"?>
-<w:document xmlns:wpc="http://schemas.microsoft.com/office/word/2010/wordprocessingCanvas" xmlns:cx="http://schemas.microsoft.com/office/drawing/2014/chartex" xmlns:cx1="http://schemas.microsoft.com/office/drawing/2015/9/8/chartex" xmlns:cx2="http://schemas.microsoft.com/office/drawing/2015/10/21/chartex" xmlns:cx3="http://schemas.microsoft.com/office/drawing/2016/5/9/chartex" xmlns:cx4="http://schemas.microsoft.com/office/drawing/2016/5/10/chartex" xmlns:cx5="http://schemas.microsoft.com/office/drawing/2016/5/11/chartex" xmlns:cx6="http://schemas.microsoft.com/office/drawing/2016/5/12/chartex" xmlns:cx7="http://schemas.microsoft.com/office/drawing/2016/5/13/chartex" xmlns:cx8="http://schemas.microsoft.com/office/drawing/2016/5/14/chartex" xmlns:mc="http://schemas.openxmlformats.org/markup-compatibility/2006" xmlns:aink="http://schemas.microsoft.com/office/drawing/2016/ink" xmlns:am3d="http://schemas.microsoft.com/office/drawing/2017/model3d" xmlns:o="urn:schemas-microsoft-com:office:office" xmlns:r="http://schemas.openxmlformats.org/officeDocument/2006/relationships" xmlns:m="http://schemas.openxmlformats.org/officeDocument/2006/math" xmlns:v="urn:schemas-microsoft-com:vml" xmlns:wp14="http://schemas.microsoft.com/office/word/2010/wordprocessingDrawing" xmlns:wp="http://schemas.openxmlformats.org/drawingml/2006/wordprocessingDrawing" xmlns:w10="urn:schemas-microsoft-com:office:word" xmlns:w="http://schemas.openxmlformats.org/wordprocessingml/2006/main" xmlns:w14="http://schemas.microsoft.com/office/word/2010/wordml" xmlns:w15="http://schemas.microsoft.com/office/word/2012/wordml" xmlns:w16cid="http://schemas.microsoft.com/office/word/2016/wordml/cid" xmlns:w16se="http://schemas.microsoft.com/office/word/2015/wordml/symex" xmlns:wpg="http://schemas.microsoft.com/office/word/2010/wordprocessingGroup" xmlns:wpi="http://schemas.microsoft.com/office/word/2010/wordprocessingInk" xmlns:wne="http://schemas.microsoft.com/office/word/2006/wordml" xmlns:wps="http://schemas.microsoft.com/office/word/2010/wordprocessingShape" mc:Ignorable="w14 w15 w16se w16cid wp14">
+<w:document xmlns:wpc="http://schemas.microsoft.com/office/word/2010/wordprocessingCanvas" xmlns:cx="http://schemas.microsoft.com/office/drawing/2014/chartex" xmlns:cx1="http://schemas.microsoft.com/office/drawing/2015/9/8/chartex" xmlns:cx2="http://schemas.microsoft.com/office/drawing/2015/10/21/chartex" xmlns:cx3="http://schemas.microsoft.com/office/drawing/2016/5/9/chartex" xmlns:cx4="http://schemas.microsoft.com/office/drawing/2016/5/10/chartex" xmlns:cx5="http://schemas.microsoft.com/office/drawing/2016/5/11/chartex" xmlns:cx6="http://schemas.microsoft.com/office/drawing/2016/5/12/chartex" xmlns:cx7="http://schemas.microsoft.com/office/drawing/2016/5/13/chartex" xmlns:cx8="http://schemas.microsoft.com/office/drawing/2016/5/14/chartex" xmlns:mc="http://schemas.openxmlformats.org/markup-compatibility/2006" xmlns:aink="http://schemas.microsoft.com/office/drawing/2016/ink" xmlns:am3d="http://schemas.microsoft.com/office/drawing/2017/model3d" xmlns:o="urn:schemas-microsoft-com:office:office" xmlns:oel="http://schemas.microsoft.com/office/2019/extlst" xmlns:r="http://schemas.openxmlformats.org/officeDocument/2006/relationships" xmlns:m="http://schemas.openxmlformats.org/officeDocument/2006/math" xmlns:v="urn:schemas-microsoft-com:vml" xmlns:wp14="http://schemas.microsoft.com/office/word/2010/wordprocessingDrawing" xmlns:wp="http://schemas.openxmlformats.org/drawingml/2006/wordprocessingDrawing" xmlns:w10="urn:schemas-microsoft-com:office:word" xmlns:w="http://schemas.openxmlformats.org/wordprocessingml/2006/main" xmlns:w14="http://schemas.microsoft.com/office/word/2010/wordml" xmlns:w15="http://schemas.microsoft.com/office/word/2012/wordml" xmlns:w16cex="http://schemas.microsoft.com/office/word/2018/wordml/cex" xmlns:w16cid="http://schemas.microsoft.com/office/word/2016/wordml/cid" xmlns:w16="http://schemas.microsoft.com/office/word/2018/wordml" xmlns:w16du="http://schemas.microsoft.com/office/word/2023/wordml/word16du" xmlns:w16sdtdh="http://schemas.microsoft.com/office/word/2020/wordml/sdtdatahash" xmlns:w16sdtfl="http://schemas.microsoft.com/office/word/2024/wordml/sdtformatlock" xmlns:w16se="http://schemas.microsoft.com/office/word/2015/wordml/symex" xmlns:wpg="http://schemas.microsoft.com/office/word/2010/wordprocessingGroup" xmlns:wpi="http://schemas.microsoft.com/office/word/2010/wordprocessingInk" xmlns:wne="http://schemas.microsoft.com/office/word/2006/wordml" xmlns:wps="http://schemas.microsoft.com/office/word/2010/wordprocessingShape" mc:Ignorable="w14 w15 w16se w16cid w16 w16cex w16sdtdh w16sdtfl w16du wp14">
   <w:body>
     <w:p>
       <w:pPr>
@@ -30,10 +30,14 @@
         <w:rPr>
           <w:lang w:val="es-ES"/>
         </w:rPr>
-        <w:t xml:space="preserve"> de vuelta 2</w:t>
+        <w:t xml:space="preserve"> de vuelta </w:t>
       </w:r>
-      <w:bookmarkStart w:id="0" w:name="_GoBack"/>
-      <w:bookmarkEnd w:id="0"/>
+      <w:r>
+        <w:rPr>
+          <w:lang w:val="es-ES"/>
+        </w:rPr>
+        <w:t>3</w:t>
+      </w:r>
     </w:p>
     <w:sectPr>
       <w:pgSz w:w="11900" w:h="16840"/>
@@ -46,7 +50,7 @@
 </file>
 
 <file path=word/numbering.xml><?xml version="1.0" encoding="utf-8"?>
-<w:numbering xmlns:wpc="http://schemas.microsoft.com/office/word/2010/wordprocessingCanvas" xmlns:cx="http://schemas.microsoft.com/office/drawing/2014/chartex" xmlns:cx1="http://schemas.microsoft.com/office/drawing/2015/9/8/chartex" xmlns:cx2="http://schemas.microsoft.com/office/drawing/2015/10/21/chartex" xmlns:cx3="http://schemas.microsoft.com/office/drawing/2016/5/9/chartex" xmlns:cx4="http://schemas.microsoft.com/office/drawing/2016/5/10/chartex" xmlns:cx5="http://schemas.microsoft.com/office/drawing/2016/5/11/chartex" xmlns:cx6="http://schemas.microsoft.com/office/drawing/2016/5/12/chartex" xmlns:cx7="http://schemas.microsoft.com/office/drawing/2016/5/13/chartex" xmlns:cx8="http://schemas.microsoft.com/office/drawing/2016/5/14/chartex" xmlns:mc="http://schemas.openxmlformats.org/markup-compatibility/2006" xmlns:aink="http://schemas.microsoft.com/office/drawing/2016/ink" xmlns:am3d="http://schemas.microsoft.com/office/drawing/2017/model3d" xmlns:o="urn:schemas-microsoft-com:office:office" xmlns:r="http://schemas.openxmlformats.org/officeDocument/2006/relationships" xmlns:m="http://schemas.openxmlformats.org/officeDocument/2006/math" xmlns:v="urn:schemas-microsoft-com:vml" xmlns:wp14="http://schemas.microsoft.com/office/word/2010/wordprocessingDrawing" xmlns:wp="http://schemas.openxmlformats.org/drawingml/2006/wordprocessingDrawing" xmlns:w10="urn:schemas-microsoft-com:office:word" xmlns:w="http://schemas.openxmlformats.org/wordprocessingml/2006/main" xmlns:w14="http://schemas.microsoft.com/office/word/2010/wordml" xmlns:w15="http://schemas.microsoft.com/office/word/2012/wordml" xmlns:w16cid="http://schemas.microsoft.com/office/word/2016/wordml/cid" xmlns:w16se="http://schemas.microsoft.com/office/word/2015/wordml/symex" xmlns:wpg="http://schemas.microsoft.com/office/word/2010/wordprocessingGroup" xmlns:wpi="http://schemas.microsoft.com/office/word/2010/wordprocessingInk" xmlns:wne="http://schemas.microsoft.com/office/word/2006/wordml" xmlns:wps="http://schemas.microsoft.com/office/word/2010/wordprocessingShape" mc:Ignorable="w14 w15 w16se w16cid wp14">
+<w:numbering xmlns:wpc="http://schemas.microsoft.com/office/word/2010/wordprocessingCanvas" xmlns:cx="http://schemas.microsoft.com/office/drawing/2014/chartex" xmlns:cx1="http://schemas.microsoft.com/office/drawing/2015/9/8/chartex" xmlns:cx2="http://schemas.microsoft.com/office/drawing/2015/10/21/chartex" xmlns:cx3="http://schemas.microsoft.com/office/drawing/2016/5/9/chartex" xmlns:cx4="http://schemas.microsoft.com/office/drawing/2016/5/10/chartex" xmlns:cx5="http://schemas.microsoft.com/office/drawing/2016/5/11/chartex" xmlns:cx6="http://schemas.microsoft.com/office/drawing/2016/5/12/chartex" xmlns:cx7="http://schemas.microsoft.com/office/drawing/2016/5/13/chartex" xmlns:cx8="http://schemas.microsoft.com/office/drawing/2016/5/14/chartex" xmlns:mc="http://schemas.openxmlformats.org/markup-compatibility/2006" xmlns:aink="http://schemas.microsoft.com/office/drawing/2016/ink" xmlns:am3d="http://schemas.microsoft.com/office/drawing/2017/model3d" xmlns:o="urn:schemas-microsoft-com:office:office" xmlns:oel="http://schemas.microsoft.com/office/2019/extlst" xmlns:r="http://schemas.openxmlformats.org/officeDocument/2006/relationships" xmlns:m="http://schemas.openxmlformats.org/officeDocument/2006/math" xmlns:v="urn:schemas-microsoft-com:vml" xmlns:wp14="http://schemas.microsoft.com/office/word/2010/wordprocessingDrawing" xmlns:wp="http://schemas.openxmlformats.org/drawingml/2006/wordprocessingDrawing" xmlns:w10="urn:schemas-microsoft-com:office:word" xmlns:w="http://schemas.openxmlformats.org/wordprocessingml/2006/main" xmlns:w14="http://schemas.microsoft.com/office/word/2010/wordml" xmlns:w15="http://schemas.microsoft.com/office/word/2012/wordml" xmlns:w16cex="http://schemas.microsoft.com/office/word/2018/wordml/cex" xmlns:w16cid="http://schemas.microsoft.com/office/word/2016/wordml/cid" xmlns:w16="http://schemas.microsoft.com/office/word/2018/wordml" xmlns:w16du="http://schemas.microsoft.com/office/word/2023/wordml/word16du" xmlns:w16sdtdh="http://schemas.microsoft.com/office/word/2020/wordml/sdtdatahash" xmlns:w16sdtfl="http://schemas.microsoft.com/office/word/2024/wordml/sdtformatlock" xmlns:w16se="http://schemas.microsoft.com/office/word/2015/wordml/symex" xmlns:wpg="http://schemas.microsoft.com/office/word/2010/wordprocessingGroup" xmlns:wpi="http://schemas.microsoft.com/office/word/2010/wordprocessingInk" xmlns:wne="http://schemas.microsoft.com/office/word/2006/wordml" xmlns:wps="http://schemas.microsoft.com/office/word/2010/wordprocessingShape" mc:Ignorable="w14 w15 w16se w16cid w16 w16cex w16sdtdh w16sdtfl w16du wp14">
   <w:abstractNum w:abstractNumId="0" w15:restartNumberingAfterBreak="0">
     <w:nsid w:val="79DD744B"/>
     <w:multiLevelType w:val="multilevel"/>
@@ -142,26 +146,26 @@
       </w:pPr>
     </w:lvl>
   </w:abstractNum>
-  <w:num w:numId="1">
+  <w:num w:numId="1" w16cid:durableId="1813667472">
     <w:abstractNumId w:val="0"/>
   </w:num>
-  <w:num w:numId="2">
+  <w:num w:numId="2" w16cid:durableId="786780040">
     <w:abstractNumId w:val="0"/>
   </w:num>
-  <w:num w:numId="3">
+  <w:num w:numId="3" w16cid:durableId="1005205869">
     <w:abstractNumId w:val="0"/>
   </w:num>
-  <w:num w:numId="4">
+  <w:num w:numId="4" w16cid:durableId="204101918">
     <w:abstractNumId w:val="0"/>
   </w:num>
-  <w:num w:numId="5">
+  <w:num w:numId="5" w16cid:durableId="1332678073">
     <w:abstractNumId w:val="0"/>
   </w:num>
 </w:numbering>
 </file>
 
 <file path=word/styles.xml><?xml version="1.0" encoding="utf-8"?>
-<w:styles xmlns:mc="http://schemas.openxmlformats.org/markup-compatibility/2006" xmlns:r="http://schemas.openxmlformats.org/officeDocument/2006/relationships" xmlns:w="http://schemas.openxmlformats.org/wordprocessingml/2006/main" xmlns:w14="http://schemas.microsoft.com/office/word/2010/wordml" xmlns:w15="http://schemas.microsoft.com/office/word/2012/wordml" xmlns:w16cid="http://schemas.microsoft.com/office/word/2016/wordml/cid" xmlns:w16se="http://schemas.microsoft.com/office/word/2015/wordml/symex" mc:Ignorable="w14 w15 w16se w16cid">
+<w:styles xmlns:mc="http://schemas.openxmlformats.org/markup-compatibility/2006" xmlns:r="http://schemas.openxmlformats.org/officeDocument/2006/relationships" xmlns:w="http://schemas.openxmlformats.org/wordprocessingml/2006/main" xmlns:w14="http://schemas.microsoft.com/office/word/2010/wordml" xmlns:w15="http://schemas.microsoft.com/office/word/2012/wordml" xmlns:w16cex="http://schemas.microsoft.com/office/word/2018/wordml/cex" xmlns:w16cid="http://schemas.microsoft.com/office/word/2016/wordml/cid" xmlns:w16="http://schemas.microsoft.com/office/word/2018/wordml" xmlns:w16du="http://schemas.microsoft.com/office/word/2023/wordml/word16du" xmlns:w16sdtdh="http://schemas.microsoft.com/office/word/2020/wordml/sdtdatahash" xmlns:w16sdtfl="http://schemas.microsoft.com/office/word/2024/wordml/sdtformatlock" xmlns:w16se="http://schemas.microsoft.com/office/word/2015/wordml/symex" mc:Ignorable="w14 w15 w16se w16cid w16 w16cex w16sdtdh w16sdtfl w16du">
   <w:docDefaults>
     <w:rPrDefault>
       <w:rPr>
@@ -173,7 +177,7 @@
     </w:rPrDefault>
     <w:pPrDefault/>
   </w:docDefaults>
-  <w:latentStyles w:defLockedState="0" w:defUIPriority="99" w:defSemiHidden="0" w:defUnhideWhenUsed="0" w:defQFormat="0" w:count="375">
+  <w:latentStyles w:defLockedState="0" w:defUIPriority="99" w:defSemiHidden="0" w:defUnhideWhenUsed="0" w:defQFormat="0" w:count="376">
     <w:lsdException w:name="Normal" w:uiPriority="0" w:qFormat="1"/>
     <w:lsdException w:name="heading 1" w:uiPriority="9" w:qFormat="1"/>
     <w:lsdException w:name="heading 2" w:semiHidden="1" w:uiPriority="9" w:unhideWhenUsed="1" w:qFormat="1"/>
@@ -547,6 +551,7 @@
     <w:lsdException w:name="List Table 7 Colorful Accent 6" w:uiPriority="52"/>
     <w:lsdException w:name="Mention" w:semiHidden="1" w:unhideWhenUsed="1"/>
     <w:lsdException w:name="Smart Hyperlink" w:semiHidden="1" w:unhideWhenUsed="1"/>
+    <w:lsdException w:name="Smart Link" w:semiHidden="1" w:unhideWhenUsed="1"/>
   </w:latentStyles>
   <w:style w:type="paragraph" w:default="1" w:styleId="Normal">
     <w:name w:val="Normal"/>

--- a/general_documents/prueba.docx
+++ b/general_documents/prueba.docx
@@ -1,6 +1,6 @@
 
 <file path=word/document.xml><?xml version="1.0" encoding="utf-8"?>
-<w:document xmlns:wpc="http://schemas.microsoft.com/office/word/2010/wordprocessingCanvas" xmlns:cx="http://schemas.microsoft.com/office/drawing/2014/chartex" xmlns:cx1="http://schemas.microsoft.com/office/drawing/2015/9/8/chartex" xmlns:cx2="http://schemas.microsoft.com/office/drawing/2015/10/21/chartex" xmlns:cx3="http://schemas.microsoft.com/office/drawing/2016/5/9/chartex" xmlns:cx4="http://schemas.microsoft.com/office/drawing/2016/5/10/chartex" xmlns:cx5="http://schemas.microsoft.com/office/drawing/2016/5/11/chartex" xmlns:cx6="http://schemas.microsoft.com/office/drawing/2016/5/12/chartex" xmlns:cx7="http://schemas.microsoft.com/office/drawing/2016/5/13/chartex" xmlns:cx8="http://schemas.microsoft.com/office/drawing/2016/5/14/chartex" xmlns:mc="http://schemas.openxmlformats.org/markup-compatibility/2006" xmlns:aink="http://schemas.microsoft.com/office/drawing/2016/ink" xmlns:am3d="http://schemas.microsoft.com/office/drawing/2017/model3d" xmlns:o="urn:schemas-microsoft-com:office:office" xmlns:oel="http://schemas.microsoft.com/office/2019/extlst" xmlns:r="http://schemas.openxmlformats.org/officeDocument/2006/relationships" xmlns:m="http://schemas.openxmlformats.org/officeDocument/2006/math" xmlns:v="urn:schemas-microsoft-com:vml" xmlns:wp14="http://schemas.microsoft.com/office/word/2010/wordprocessingDrawing" xmlns:wp="http://schemas.openxmlformats.org/drawingml/2006/wordprocessingDrawing" xmlns:w10="urn:schemas-microsoft-com:office:word" xmlns:w="http://schemas.openxmlformats.org/wordprocessingml/2006/main" xmlns:w14="http://schemas.microsoft.com/office/word/2010/wordml" xmlns:w15="http://schemas.microsoft.com/office/word/2012/wordml" xmlns:w16cex="http://schemas.microsoft.com/office/word/2018/wordml/cex" xmlns:w16cid="http://schemas.microsoft.com/office/word/2016/wordml/cid" xmlns:w16="http://schemas.microsoft.com/office/word/2018/wordml" xmlns:w16du="http://schemas.microsoft.com/office/word/2023/wordml/word16du" xmlns:w16sdtdh="http://schemas.microsoft.com/office/word/2020/wordml/sdtdatahash" xmlns:w16sdtfl="http://schemas.microsoft.com/office/word/2024/wordml/sdtformatlock" xmlns:w16se="http://schemas.microsoft.com/office/word/2015/wordml/symex" xmlns:wpg="http://schemas.microsoft.com/office/word/2010/wordprocessingGroup" xmlns:wpi="http://schemas.microsoft.com/office/word/2010/wordprocessingInk" xmlns:wne="http://schemas.microsoft.com/office/word/2006/wordml" xmlns:wps="http://schemas.microsoft.com/office/word/2010/wordprocessingShape" mc:Ignorable="w14 w15 w16se w16cid w16 w16cex w16sdtdh w16sdtfl w16du wp14">
+<w:document xmlns:wpc="http://schemas.microsoft.com/office/word/2010/wordprocessingCanvas" xmlns:cx="http://schemas.microsoft.com/office/drawing/2014/chartex" xmlns:cx1="http://schemas.microsoft.com/office/drawing/2015/9/8/chartex" xmlns:cx2="http://schemas.microsoft.com/office/drawing/2015/10/21/chartex" xmlns:cx3="http://schemas.microsoft.com/office/drawing/2016/5/9/chartex" xmlns:cx4="http://schemas.microsoft.com/office/drawing/2016/5/10/chartex" xmlns:cx5="http://schemas.microsoft.com/office/drawing/2016/5/11/chartex" xmlns:cx6="http://schemas.microsoft.com/office/drawing/2016/5/12/chartex" xmlns:cx7="http://schemas.microsoft.com/office/drawing/2016/5/13/chartex" xmlns:cx8="http://schemas.microsoft.com/office/drawing/2016/5/14/chartex" xmlns:mc="http://schemas.openxmlformats.org/markup-compatibility/2006" xmlns:aink="http://schemas.microsoft.com/office/drawing/2016/ink" xmlns:am3d="http://schemas.microsoft.com/office/drawing/2017/model3d" xmlns:o="urn:schemas-microsoft-com:office:office" xmlns:r="http://schemas.openxmlformats.org/officeDocument/2006/relationships" xmlns:m="http://schemas.openxmlformats.org/officeDocument/2006/math" xmlns:v="urn:schemas-microsoft-com:vml" xmlns:wp14="http://schemas.microsoft.com/office/word/2010/wordprocessingDrawing" xmlns:wp="http://schemas.openxmlformats.org/drawingml/2006/wordprocessingDrawing" xmlns:w10="urn:schemas-microsoft-com:office:word" xmlns:w="http://schemas.openxmlformats.org/wordprocessingml/2006/main" xmlns:w14="http://schemas.microsoft.com/office/word/2010/wordml" xmlns:w15="http://schemas.microsoft.com/office/word/2012/wordml" xmlns:w16cid="http://schemas.microsoft.com/office/word/2016/wordml/cid" xmlns:w16se="http://schemas.microsoft.com/office/word/2015/wordml/symex" xmlns:wpg="http://schemas.microsoft.com/office/word/2010/wordprocessingGroup" xmlns:wpi="http://schemas.microsoft.com/office/word/2010/wordprocessingInk" xmlns:wne="http://schemas.microsoft.com/office/word/2006/wordml" xmlns:wps="http://schemas.microsoft.com/office/word/2010/wordprocessingShape" mc:Ignorable="w14 w15 w16se w16cid wp14">
   <w:body>
     <w:p>
       <w:pPr>
@@ -36,8 +36,10 @@
         <w:rPr>
           <w:lang w:val="es-ES"/>
         </w:rPr>
-        <w:t>3</w:t>
+        <w:t>4</w:t>
       </w:r>
+      <w:bookmarkStart w:id="0" w:name="_GoBack"/>
+      <w:bookmarkEnd w:id="0"/>
     </w:p>
     <w:sectPr>
       <w:pgSz w:w="11900" w:h="16840"/>
@@ -50,7 +52,7 @@
 </file>
 
 <file path=word/numbering.xml><?xml version="1.0" encoding="utf-8"?>
-<w:numbering xmlns:wpc="http://schemas.microsoft.com/office/word/2010/wordprocessingCanvas" xmlns:cx="http://schemas.microsoft.com/office/drawing/2014/chartex" xmlns:cx1="http://schemas.microsoft.com/office/drawing/2015/9/8/chartex" xmlns:cx2="http://schemas.microsoft.com/office/drawing/2015/10/21/chartex" xmlns:cx3="http://schemas.microsoft.com/office/drawing/2016/5/9/chartex" xmlns:cx4="http://schemas.microsoft.com/office/drawing/2016/5/10/chartex" xmlns:cx5="http://schemas.microsoft.com/office/drawing/2016/5/11/chartex" xmlns:cx6="http://schemas.microsoft.com/office/drawing/2016/5/12/chartex" xmlns:cx7="http://schemas.microsoft.com/office/drawing/2016/5/13/chartex" xmlns:cx8="http://schemas.microsoft.com/office/drawing/2016/5/14/chartex" xmlns:mc="http://schemas.openxmlformats.org/markup-compatibility/2006" xmlns:aink="http://schemas.microsoft.com/office/drawing/2016/ink" xmlns:am3d="http://schemas.microsoft.com/office/drawing/2017/model3d" xmlns:o="urn:schemas-microsoft-com:office:office" xmlns:oel="http://schemas.microsoft.com/office/2019/extlst" xmlns:r="http://schemas.openxmlformats.org/officeDocument/2006/relationships" xmlns:m="http://schemas.openxmlformats.org/officeDocument/2006/math" xmlns:v="urn:schemas-microsoft-com:vml" xmlns:wp14="http://schemas.microsoft.com/office/word/2010/wordprocessingDrawing" xmlns:wp="http://schemas.openxmlformats.org/drawingml/2006/wordprocessingDrawing" xmlns:w10="urn:schemas-microsoft-com:office:word" xmlns:w="http://schemas.openxmlformats.org/wordprocessingml/2006/main" xmlns:w14="http://schemas.microsoft.com/office/word/2010/wordml" xmlns:w15="http://schemas.microsoft.com/office/word/2012/wordml" xmlns:w16cex="http://schemas.microsoft.com/office/word/2018/wordml/cex" xmlns:w16cid="http://schemas.microsoft.com/office/word/2016/wordml/cid" xmlns:w16="http://schemas.microsoft.com/office/word/2018/wordml" xmlns:w16du="http://schemas.microsoft.com/office/word/2023/wordml/word16du" xmlns:w16sdtdh="http://schemas.microsoft.com/office/word/2020/wordml/sdtdatahash" xmlns:w16sdtfl="http://schemas.microsoft.com/office/word/2024/wordml/sdtformatlock" xmlns:w16se="http://schemas.microsoft.com/office/word/2015/wordml/symex" xmlns:wpg="http://schemas.microsoft.com/office/word/2010/wordprocessingGroup" xmlns:wpi="http://schemas.microsoft.com/office/word/2010/wordprocessingInk" xmlns:wne="http://schemas.microsoft.com/office/word/2006/wordml" xmlns:wps="http://schemas.microsoft.com/office/word/2010/wordprocessingShape" mc:Ignorable="w14 w15 w16se w16cid w16 w16cex w16sdtdh w16sdtfl w16du wp14">
+<w:numbering xmlns:wpc="http://schemas.microsoft.com/office/word/2010/wordprocessingCanvas" xmlns:cx="http://schemas.microsoft.com/office/drawing/2014/chartex" xmlns:cx1="http://schemas.microsoft.com/office/drawing/2015/9/8/chartex" xmlns:cx2="http://schemas.microsoft.com/office/drawing/2015/10/21/chartex" xmlns:cx3="http://schemas.microsoft.com/office/drawing/2016/5/9/chartex" xmlns:cx4="http://schemas.microsoft.com/office/drawing/2016/5/10/chartex" xmlns:cx5="http://schemas.microsoft.com/office/drawing/2016/5/11/chartex" xmlns:cx6="http://schemas.microsoft.com/office/drawing/2016/5/12/chartex" xmlns:cx7="http://schemas.microsoft.com/office/drawing/2016/5/13/chartex" xmlns:cx8="http://schemas.microsoft.com/office/drawing/2016/5/14/chartex" xmlns:mc="http://schemas.openxmlformats.org/markup-compatibility/2006" xmlns:aink="http://schemas.microsoft.com/office/drawing/2016/ink" xmlns:am3d="http://schemas.microsoft.com/office/drawing/2017/model3d" xmlns:o="urn:schemas-microsoft-com:office:office" xmlns:r="http://schemas.openxmlformats.org/officeDocument/2006/relationships" xmlns:m="http://schemas.openxmlformats.org/officeDocument/2006/math" xmlns:v="urn:schemas-microsoft-com:vml" xmlns:wp14="http://schemas.microsoft.com/office/word/2010/wordprocessingDrawing" xmlns:wp="http://schemas.openxmlformats.org/drawingml/2006/wordprocessingDrawing" xmlns:w10="urn:schemas-microsoft-com:office:word" xmlns:w="http://schemas.openxmlformats.org/wordprocessingml/2006/main" xmlns:w14="http://schemas.microsoft.com/office/word/2010/wordml" xmlns:w15="http://schemas.microsoft.com/office/word/2012/wordml" xmlns:w16cid="http://schemas.microsoft.com/office/word/2016/wordml/cid" xmlns:w16se="http://schemas.microsoft.com/office/word/2015/wordml/symex" xmlns:wpg="http://schemas.microsoft.com/office/word/2010/wordprocessingGroup" xmlns:wpi="http://schemas.microsoft.com/office/word/2010/wordprocessingInk" xmlns:wne="http://schemas.microsoft.com/office/word/2006/wordml" xmlns:wps="http://schemas.microsoft.com/office/word/2010/wordprocessingShape" mc:Ignorable="w14 w15 w16se w16cid wp14">
   <w:abstractNum w:abstractNumId="0" w15:restartNumberingAfterBreak="0">
     <w:nsid w:val="79DD744B"/>
     <w:multiLevelType w:val="multilevel"/>
@@ -146,26 +148,26 @@
       </w:pPr>
     </w:lvl>
   </w:abstractNum>
-  <w:num w:numId="1" w16cid:durableId="1813667472">
+  <w:num w:numId="1">
     <w:abstractNumId w:val="0"/>
   </w:num>
-  <w:num w:numId="2" w16cid:durableId="786780040">
+  <w:num w:numId="2">
     <w:abstractNumId w:val="0"/>
   </w:num>
-  <w:num w:numId="3" w16cid:durableId="1005205869">
+  <w:num w:numId="3">
     <w:abstractNumId w:val="0"/>
   </w:num>
-  <w:num w:numId="4" w16cid:durableId="204101918">
+  <w:num w:numId="4">
     <w:abstractNumId w:val="0"/>
   </w:num>
-  <w:num w:numId="5" w16cid:durableId="1332678073">
+  <w:num w:numId="5">
     <w:abstractNumId w:val="0"/>
   </w:num>
 </w:numbering>
 </file>
 
 <file path=word/styles.xml><?xml version="1.0" encoding="utf-8"?>
-<w:styles xmlns:mc="http://schemas.openxmlformats.org/markup-compatibility/2006" xmlns:r="http://schemas.openxmlformats.org/officeDocument/2006/relationships" xmlns:w="http://schemas.openxmlformats.org/wordprocessingml/2006/main" xmlns:w14="http://schemas.microsoft.com/office/word/2010/wordml" xmlns:w15="http://schemas.microsoft.com/office/word/2012/wordml" xmlns:w16cex="http://schemas.microsoft.com/office/word/2018/wordml/cex" xmlns:w16cid="http://schemas.microsoft.com/office/word/2016/wordml/cid" xmlns:w16="http://schemas.microsoft.com/office/word/2018/wordml" xmlns:w16du="http://schemas.microsoft.com/office/word/2023/wordml/word16du" xmlns:w16sdtdh="http://schemas.microsoft.com/office/word/2020/wordml/sdtdatahash" xmlns:w16sdtfl="http://schemas.microsoft.com/office/word/2024/wordml/sdtformatlock" xmlns:w16se="http://schemas.microsoft.com/office/word/2015/wordml/symex" mc:Ignorable="w14 w15 w16se w16cid w16 w16cex w16sdtdh w16sdtfl w16du">
+<w:styles xmlns:mc="http://schemas.openxmlformats.org/markup-compatibility/2006" xmlns:r="http://schemas.openxmlformats.org/officeDocument/2006/relationships" xmlns:w="http://schemas.openxmlformats.org/wordprocessingml/2006/main" xmlns:w14="http://schemas.microsoft.com/office/word/2010/wordml" xmlns:w15="http://schemas.microsoft.com/office/word/2012/wordml" xmlns:w16cid="http://schemas.microsoft.com/office/word/2016/wordml/cid" xmlns:w16se="http://schemas.microsoft.com/office/word/2015/wordml/symex" mc:Ignorable="w14 w15 w16se w16cid">
   <w:docDefaults>
     <w:rPrDefault>
       <w:rPr>
@@ -177,7 +179,7 @@
     </w:rPrDefault>
     <w:pPrDefault/>
   </w:docDefaults>
-  <w:latentStyles w:defLockedState="0" w:defUIPriority="99" w:defSemiHidden="0" w:defUnhideWhenUsed="0" w:defQFormat="0" w:count="376">
+  <w:latentStyles w:defLockedState="0" w:defUIPriority="99" w:defSemiHidden="0" w:defUnhideWhenUsed="0" w:defQFormat="0" w:count="375">
     <w:lsdException w:name="Normal" w:uiPriority="0" w:qFormat="1"/>
     <w:lsdException w:name="heading 1" w:uiPriority="9" w:qFormat="1"/>
     <w:lsdException w:name="heading 2" w:semiHidden="1" w:uiPriority="9" w:unhideWhenUsed="1" w:qFormat="1"/>
@@ -551,7 +553,6 @@
     <w:lsdException w:name="List Table 7 Colorful Accent 6" w:uiPriority="52"/>
     <w:lsdException w:name="Mention" w:semiHidden="1" w:unhideWhenUsed="1"/>
     <w:lsdException w:name="Smart Hyperlink" w:semiHidden="1" w:unhideWhenUsed="1"/>
-    <w:lsdException w:name="Smart Link" w:semiHidden="1" w:unhideWhenUsed="1"/>
   </w:latentStyles>
   <w:style w:type="paragraph" w:default="1" w:styleId="Normal">
     <w:name w:val="Normal"/>
